--- a/Programacion II/Kit docente/Clase 9/Guion Docente Clase 9 - Refactorizacion con IA y persistencia de archivos.docx
+++ b/Programacion II/Kit docente/Clase 9/Guion Docente Clase 9 - Refactorizacion con IA y persistencia de archivos.docx
@@ -192,13 +192,16 @@
       </w:r>
     </w:p>
     <w:p>
+      <w:pPr>
+        <w:spacing w:before="200" w:after="60"/>
+      </w:pPr>
       <w:r>
         <w:rPr>
-          <w:b w:val="0"/>
-          <w:color w:val="4A4A49"/>
-          <w:sz w:val="22"/>
+          <w:b/>
+          <w:color w:val="1A1C1D"/>
+          <w:sz w:val="32"/>
         </w:rPr>
-        <w:t>Refactorizar es cambiar la forma interna del código sin cambiar ni un milímetro de su comportamiento externo. Si antes de tocar nada la aplicación registraba una mascota y mostraba 'Mascota registrada con ID M004', después de refactorizar tiene que registrar exactamente igual y mostrar exactamente el mismo mensaje; lo único que cambió es que el código quedó más fácil de leer y de modificar. En VetCare el caso clásico es el manejador del botón Registrar: un método de noventa líneas que valida el nombre, convierte la edad, genera el ID consecutivo, arma la línea del CSV, abre el archivo, escribe y muestra el aviso. Refactorizarlo es partirlo en cuatro métodos con nombre propio (validar, generarId, aLineaCsv, escribirArchivo) y mover los dos últimos a una clase RepositorioMascotasCSV. Y aquí va lo que refactorizar NO es: no es agregar funcionalidades nuevas, no es corregir errores de lógica, no es cambiar de librería, no es reescribir el proyecto desde cero. Si al terminar la aplicación hace algo distinto, eso ya no fue una refactorización: fue un cambio de requisitos disfrazado, y hay que probarlo como tal. La prueba de que el refactor salió bien es aburridamente simple: correr el mismo flujo con los mismos datos y obtener las mismas salidas.</w:t>
+        <w:t>Apoyo por diapositiva</w:t>
       </w:r>
     </w:p>
     <w:p>
@@ -208,47 +211,203 @@
           <w:color w:val="4A4A49"/>
           <w:sz w:val="22"/>
         </w:rPr>
-        <w:t>Un code smell es un síntoma en el código que casi siempre anuncia un problema mayor; no es un error de compilación ni una excepción, es un olor. Los que van a aparecer sí o sí en los proyectos de VetCare son seis. Primero, el método largo: el ActionListener del botón que hace de todo. Segundo, la duplicación: el mismo bucle de búsqueda por ID copiado y pegado en el botón Buscar, en el botón Editar y en el botón Eliminar, de modo que cuando el criterio de búsqueda cambia hay que acordarse de arreglarlo en tres lugares y siempre se olvida uno. Tercero, los nombres opacos: ArrayList&lt;String[]&gt; a1, variables x, d, v, un método llamado proceso(). Cuarto, los números mágicos: un if (edad &gt; 25) sin explicación, cuando lo correcto es una constante EDAD_MAXIMA = 25 con nombre. Quinto, el catch vacío que se traga la IOException y deja al usuario creyendo que guardó. Sexto, la clase Dios: una única clase Principal que es ventana, es lista y es archivo al mismo tiempo. VS Code ayuda a atacarlos con acciones seguras: Rename Symbol (F2), y desde la bombilla o Ctrl+Shift+R los refactors «Extract Method» y «Move», que renombran o extraen actualizando todas las referencias, cosa que buscar y reemplazar a mano nunca garantiza.</w:t>
+        <w:t xml:space="preserve">Todo lo que hay que decir </w:t>
       </w:r>
-    </w:p>
-    <w:p>
+      <w:r>
+        <w:rPr>
+          <w:b/>
+          <w:color w:val="4A4A49"/>
+          <w:sz w:val="22"/>
+        </w:rPr>
+        <w:t>esta proyectado</w:t>
+      </w:r>
       <w:r>
         <w:rPr>
           <w:b w:val="0"/>
           <w:color w:val="4A4A49"/>
           <w:sz w:val="22"/>
         </w:rPr>
-        <w:t>Persistencia es lograr que los datos sobrevivan al proceso que los creó. Mientras la aplicación está corriendo, el ArrayList&lt;Mascota&gt; vive en la memoria RAM, que es rápida pero volátil: en el instante en que se cierra la ventana, el sistema operativo recupera esa memoria y las mascotas se evaporan. Guardar en disco significa convertir cada objeto Mascota en texto y escribirlo en un archivo que queda en el computador. Un .txt es texto libre, sirve para una bitácora o un log; un .csv es texto también, pero con una estructura tabular acordada: una línea por registro, campos separados por un carácter separador y, opcionalmente, una primera línea de encabezado que documenta el orden de las columnas. Para VetCare la línea acordada es M001;Firulais;Canino;4;1144556677 con encabezado id;nombre;especie;edad;cedula_dueno. Usamos punto y coma y no coma por dos razones muy prácticas: los nombres y las direcciones de los dueños suelen traer comas y le romperían la línea al programa, y el Excel en configuración regional de Colombia abre los archivos separados por punto y coma sin pedir nada. La ventaja enorme del CSV frente a un formato binario es que se puede abrir en el Bloc de notas y ver el dato: cuando algo falla, el estudiante ve con sus ojos si el problema está en lo que escribió o en cómo lo leyó.</w:t>
+        <w:t>. Esta seccion dice que subrayar en cada lamina, no repite su contenido.</w:t>
       </w:r>
     </w:p>
     <w:p>
+      <w:r>
+        <w:rPr>
+          <w:b/>
+          <w:color w:val="4A4A49"/>
+          <w:sz w:val="22"/>
+        </w:rPr>
+        <w:t>Refactorizar es cambiar la forma interna del código sin cambiar ni un... (1/2)</w:t>
+      </w:r>
       <w:r>
         <w:rPr>
           <w:b w:val="0"/>
           <w:color w:val="4A4A49"/>
           <w:sz w:val="22"/>
         </w:rPr>
-        <w:t>Un archivo abierto es un recurso del sistema operativo, y todo recurso hay que cerrarlo. Cuando se escribe con un BufferedWriter, el texto no viaja al disco letra por letra: se acumula en un buffer en memoria y se vuelca cuando el buffer se llena o cuando se cierra el flujo. Por eso el error más desconcertante para un principiante es este: el programa corre sin lanzar ninguna excepción, dice 'guardado', y el archivo mascotas.csv aparece con cero bytes. No se cerró el escritor y lo que estaba en el buffer nunca bajó al disco. La solución moderna es try-with-resources: se declara el recurso entre paréntesis, try (BufferedWriter salida = Files.newBufferedWriter(ruta, StandardCharsets.UTF_8)) { ... }, y Java garantiza que se llama a close() al salir del bloque, ocurra lo que ocurra, incluso si se lanzó una excepción en la mitad. Reemplaza al viejo patrón de finally con verificación de null, que casi nadie escribe bien. Además, IOException es una excepción verificada: el compilador obliga a capturarla o a declararla, y eso no es una molestia, es el lenguaje recordando que el disco puede estar lleno, el archivo puede estar abierto en Excel o la ruta puede no existir. Especificar StandardCharsets.UTF_8 no es adorno: es lo que evita que 'Ñoño' vuelva del archivo convertido en símbolos raros.</w:t>
+        <w:t xml:space="preserve"> — 5 vinetas.</w:t>
       </w:r>
     </w:p>
     <w:p>
+      <w:r>
+        <w:rPr>
+          <w:b/>
+          <w:color w:val="4A4A49"/>
+          <w:sz w:val="22"/>
+        </w:rPr>
+        <w:t>Refactorizar es cambiar la forma interna del código sin cambiar ni un... (2/2)</w:t>
+      </w:r>
       <w:r>
         <w:rPr>
           <w:b w:val="0"/>
           <w:color w:val="4A4A49"/>
           <w:sz w:val="22"/>
         </w:rPr>
-        <w:t>La persistencia se conecta al ciclo de vida de la aplicación en dos puntos: se carga al arrancar y se guarda al cerrar (o después de cada cambio, si se quiere ser más seguro). Cargar al arrancar significa que el main construye el repositorio, pide cargar() y solo después muestra la ventana con la tabla ya poblada. Y cargar tiene que ser defensivo, porque el archivo es del mundo real: si mascotas.csv no existe todavía, cargar() devuelve una lista vacía y la aplicación abre normalmente, no revienta con una excepción en la cara del usuario; si una línea quedó con cuatro campos en vez de cinco porque alguien la editó en el Bloc de notas, esa línea se ignora, se avisa por consola con el número de línea y las demás sí se cargan; si la edad viene como 'dos', el Integer.parseInt lanza NumberFormatException, se captura, se descarta ese registro y se sigue. La regla es que un dato malo no puede tumbar la aplicación completa. Del lado de la escritura, el detalle que muerde es la ruta: si se usa la ruta relativa "mascotas.csv", el archivo queda en el directorio de trabajo, que al ejecutar desde VS Code es la carpeta del proyecto. Por eso conviene imprimir una vez ruta.toAbsolutePath() para que el estudiante sepa dónde buscarlo en vez de jurar que el programa no guardó nada.</w:t>
+        <w:t xml:space="preserve"> — 3 vinetas.</w:t>
       </w:r>
     </w:p>
     <w:p>
+      <w:r>
+        <w:rPr>
+          <w:b/>
+          <w:color w:val="4A4A49"/>
+          <w:sz w:val="22"/>
+        </w:rPr>
+        <w:t>Un code smell es un síntoma en el código que casi siempre anuncia un... (1/2)</w:t>
+      </w:r>
       <w:r>
         <w:rPr>
           <w:b w:val="0"/>
           <w:color w:val="4A4A49"/>
           <w:sz w:val="22"/>
         </w:rPr>
-        <w:t>Error tipico del docente que no domina el tema: le pega el enunciado a la IA, recibe una solución con ObjectOutputStream y serialización binaria o con la librería OpenCSV, y la copia al proyecto sin entenderla. En clase pasan dos cosas: o no compila porque falta poner el .jar en la carpeta lib/ del proyecto y agregarlo a «Referenced Libraries», o sí corre pero genera un archivo binario ilegible, con lo cual se pierde justo el valor pedagógico de abrir el .csv y ver la línea escrita, y además se incumple el requisito del PI, que pide .txt o .csv. La otra versión del mismo error es pedirle a la IA 'refactoriza esto', aceptar el bloque completo y no volver a correr la aplicación: la IA cambió el separador, o quitó el encabezado, o invirtió el orden de dos campos, y ahora el archivo viejo se lee corrido con el nombre en la columna de la especie. Eso ya no fue refactorizar, fue romper. La postura correcta, y hay que decirla en voz alta frente al grupo, es que la IA propone y el humano decide: se acepta únicamente lo que uno puede explicar línea por línea, se acepta de a un cambio por vez, y después de cada cambio se vuelve a correr el flujo completo de VetCare. Un docente que no puede explicar por qué su código usa try-with-resources no está en condiciones de exigirle criterio al estudiante.</w:t>
+        <w:t xml:space="preserve"> — 6 vinetas.</w:t>
+      </w:r>
+    </w:p>
+    <w:p>
+      <w:r>
+        <w:rPr>
+          <w:b/>
+          <w:color w:val="4A4A49"/>
+          <w:sz w:val="22"/>
+        </w:rPr>
+        <w:t>Un code smell es un síntoma en el código que casi siempre anuncia un... (2/2)</w:t>
+      </w:r>
+      <w:r>
+        <w:rPr>
+          <w:b w:val="0"/>
+          <w:color w:val="4A4A49"/>
+          <w:sz w:val="22"/>
+        </w:rPr>
+        <w:t xml:space="preserve"> — 4 vinetas.</w:t>
+      </w:r>
+    </w:p>
+    <w:p>
+      <w:r>
+        <w:rPr>
+          <w:b/>
+          <w:color w:val="4A4A49"/>
+          <w:sz w:val="22"/>
+        </w:rPr>
+        <w:t>Persistencia es lograr que los datos sobrevivan al proceso que los creó (1/2)</w:t>
+      </w:r>
+      <w:r>
+        <w:rPr>
+          <w:b w:val="0"/>
+          <w:color w:val="4A4A49"/>
+          <w:sz w:val="22"/>
+        </w:rPr>
+        <w:t xml:space="preserve"> — 5 vinetas.</w:t>
+      </w:r>
+    </w:p>
+    <w:p>
+      <w:r>
+        <w:rPr>
+          <w:b/>
+          <w:color w:val="4A4A49"/>
+          <w:sz w:val="22"/>
+        </w:rPr>
+        <w:t>Persistencia es lograr que los datos sobrevivan al proceso que los creó (2/2)</w:t>
+      </w:r>
+      <w:r>
+        <w:rPr>
+          <w:b w:val="0"/>
+          <w:color w:val="4A4A49"/>
+          <w:sz w:val="22"/>
+        </w:rPr>
+        <w:t xml:space="preserve"> — 4 vinetas.</w:t>
+      </w:r>
+    </w:p>
+    <w:p>
+      <w:r>
+        <w:rPr>
+          <w:b/>
+          <w:color w:val="4A4A49"/>
+          <w:sz w:val="22"/>
+        </w:rPr>
+        <w:t>Un archivo abierto es un recurso del sistema operativo, y todo recurso... (1/2)</w:t>
+      </w:r>
+      <w:r>
+        <w:rPr>
+          <w:b w:val="0"/>
+          <w:color w:val="4A4A49"/>
+          <w:sz w:val="22"/>
+        </w:rPr>
+        <w:t xml:space="preserve"> — 5 vinetas.</w:t>
+      </w:r>
+    </w:p>
+    <w:p>
+      <w:r>
+        <w:rPr>
+          <w:b/>
+          <w:color w:val="4A4A49"/>
+          <w:sz w:val="22"/>
+        </w:rPr>
+        <w:t>Un archivo abierto es un recurso del sistema operativo, y todo recurso... (2/2)</w:t>
+      </w:r>
+      <w:r>
+        <w:rPr>
+          <w:b w:val="0"/>
+          <w:color w:val="4A4A49"/>
+          <w:sz w:val="22"/>
+        </w:rPr>
+        <w:t xml:space="preserve"> — 4 vinetas.</w:t>
+      </w:r>
+    </w:p>
+    <w:p>
+      <w:r>
+        <w:rPr>
+          <w:b/>
+          <w:color w:val="4A4A49"/>
+          <w:sz w:val="22"/>
+        </w:rPr>
+        <w:t>La persistencia se conecta al ciclo de vida de la aplicación en dos... (1/2)</w:t>
+      </w:r>
+      <w:r>
+        <w:rPr>
+          <w:b w:val="0"/>
+          <w:color w:val="4A4A49"/>
+          <w:sz w:val="22"/>
+        </w:rPr>
+        <w:t xml:space="preserve"> — 4 vinetas.</w:t>
+      </w:r>
+    </w:p>
+    <w:p>
+      <w:r>
+        <w:rPr>
+          <w:b/>
+          <w:color w:val="4A4A49"/>
+          <w:sz w:val="22"/>
+        </w:rPr>
+        <w:t>La persistencia se conecta al ciclo de vida de la aplicación en dos... (2/2)</w:t>
+      </w:r>
+      <w:r>
+        <w:rPr>
+          <w:b w:val="0"/>
+          <w:color w:val="4A4A49"/>
+          <w:sz w:val="22"/>
+        </w:rPr>
+        <w:t xml:space="preserve"> — 4 vinetas.</w:t>
       </w:r>
     </w:p>
     <w:p>

--- a/Programacion II/Kit docente/Clase 9/Guion Docente Clase 9 - Refactorizacion con IA y persistencia de archivos.docx
+++ b/Programacion II/Kit docente/Clase 9/Guion Docente Clase 9 - Refactorizacion con IA y persistencia de archivos.docx
@@ -285,6 +285,19 @@
       </w:r>
     </w:p>
     <w:p>
+      <w:pPr>
+        <w:pStyle w:val="ListBullet2"/>
+      </w:pPr>
+      <w:r>
+        <w:rPr>
+          <w:b w:val="0"/>
+          <w:color w:val="4A4A49"/>
+          <w:sz w:val="22"/>
+        </w:rPr>
+        <w:t>Quinto, el catch vacío que se traga la IOException y deja al usuario creyendo que guardó.</w:t>
+      </w:r>
+    </w:p>
+    <w:p>
       <w:r>
         <w:rPr>
           <w:b/>
@@ -299,7 +312,7 @@
           <w:color w:val="4A4A49"/>
           <w:sz w:val="22"/>
         </w:rPr>
-        <w:t xml:space="preserve"> — 4 vinetas.</w:t>
+        <w:t xml:space="preserve"> — 3 vinetas.</w:t>
       </w:r>
     </w:p>
     <w:p>
@@ -321,6 +334,19 @@
       </w:r>
     </w:p>
     <w:p>
+      <w:pPr>
+        <w:pStyle w:val="ListBullet2"/>
+      </w:pPr>
+      <w:r>
+        <w:rPr>
+          <w:b w:val="0"/>
+          <w:color w:val="4A4A49"/>
+          <w:sz w:val="22"/>
+        </w:rPr>
+        <w:t>Guardar en disco significa convertir cada objeto Mascota en texto y escribirlo en un archivo que queda en el computador.</w:t>
+      </w:r>
+    </w:p>
+    <w:p>
       <w:r>
         <w:rPr>
           <w:b/>
@@ -328,6 +354,292 @@
           <w:sz w:val="22"/>
         </w:rPr>
         <w:t>Persistencia es lograr que los datos sobrevivan al proceso que los creó (2/2)</w:t>
+      </w:r>
+      <w:r>
+        <w:rPr>
+          <w:b w:val="0"/>
+          <w:color w:val="4A4A49"/>
+          <w:sz w:val="22"/>
+        </w:rPr>
+        <w:t xml:space="preserve"> — 3 vinetas.</w:t>
+      </w:r>
+    </w:p>
+    <w:p>
+      <w:r>
+        <w:rPr>
+          <w:b/>
+          <w:color w:val="4A4A49"/>
+          <w:sz w:val="22"/>
+        </w:rPr>
+        <w:t>Un archivo abierto es un recurso del sistema operativo, y todo recurso... (1/2)</w:t>
+      </w:r>
+      <w:r>
+        <w:rPr>
+          <w:b w:val="0"/>
+          <w:color w:val="4A4A49"/>
+          <w:sz w:val="22"/>
+        </w:rPr>
+        <w:t xml:space="preserve"> — 4 vinetas.</w:t>
+      </w:r>
+    </w:p>
+    <w:p>
+      <w:pPr>
+        <w:pStyle w:val="ListBullet2"/>
+      </w:pPr>
+      <w:r>
+        <w:rPr>
+          <w:b w:val="0"/>
+          <w:color w:val="4A4A49"/>
+          <w:sz w:val="22"/>
+        </w:rPr>
+        <w:t>Por eso el error más desconcertante para un principiante es este: el programa corre sin lanzar ninguna excepción, dice 'guardado', y el archivo mascotas.csv aparece con cero bytes.</w:t>
+      </w:r>
+    </w:p>
+    <w:p>
+      <w:pPr>
+        <w:pStyle w:val="ListBullet2"/>
+      </w:pPr>
+      <w:r>
+        <w:rPr>
+          <w:b w:val="0"/>
+          <w:color w:val="4A4A49"/>
+          <w:sz w:val="22"/>
+        </w:rPr>
+        <w:t>Reemplaza al viejo patrón de finally con verificación de null, que casi nadie escribe bien.</w:t>
+      </w:r>
+    </w:p>
+    <w:p>
+      <w:r>
+        <w:rPr>
+          <w:b/>
+          <w:color w:val="4A4A49"/>
+          <w:sz w:val="22"/>
+        </w:rPr>
+        <w:t>Un archivo abierto es un recurso del sistema operativo, y todo recurso... (2/2)</w:t>
+      </w:r>
+      <w:r>
+        <w:rPr>
+          <w:b w:val="0"/>
+          <w:color w:val="4A4A49"/>
+          <w:sz w:val="22"/>
+        </w:rPr>
+        <w:t xml:space="preserve"> — 3 vinetas.</w:t>
+      </w:r>
+    </w:p>
+    <w:p>
+      <w:r>
+        <w:rPr>
+          <w:b/>
+          <w:color w:val="4A4A49"/>
+          <w:sz w:val="22"/>
+        </w:rPr>
+        <w:t>La persistencia se conecta al ciclo de vida de la aplicación en dos... (1/2)</w:t>
+      </w:r>
+      <w:r>
+        <w:rPr>
+          <w:b w:val="0"/>
+          <w:color w:val="4A4A49"/>
+          <w:sz w:val="22"/>
+        </w:rPr>
+        <w:t xml:space="preserve"> — 3 vinetas.</w:t>
+      </w:r>
+    </w:p>
+    <w:p>
+      <w:pPr>
+        <w:pStyle w:val="ListBullet2"/>
+      </w:pPr>
+      <w:r>
+        <w:rPr>
+          <w:b w:val="0"/>
+          <w:color w:val="4A4A49"/>
+          <w:sz w:val="22"/>
+        </w:rPr>
+        <w:t>Cargar al arrancar significa que el main construye el repositorio, pide cargar() y solo después muestra la ventana con la tabla ya poblada.</w:t>
+      </w:r>
+    </w:p>
+    <w:p>
+      <w:pPr>
+        <w:pStyle w:val="ListBullet2"/>
+      </w:pPr>
+      <w:r>
+        <w:rPr>
+          <w:b w:val="0"/>
+          <w:color w:val="4A4A49"/>
+          <w:sz w:val="22"/>
+        </w:rPr>
+        <w:t>Por eso conviene imprimir una vez ruta.toAbsolutePath() para que el estudiante sepa dónde buscarlo en vez de jurar que el programa no guardó nada.</w:t>
+      </w:r>
+    </w:p>
+    <w:p>
+      <w:r>
+        <w:rPr>
+          <w:b/>
+          <w:color w:val="4A4A49"/>
+          <w:sz w:val="22"/>
+        </w:rPr>
+        <w:t>La persistencia se conecta al ciclo de vida de la aplicación en dos... (2/2)</w:t>
+      </w:r>
+      <w:r>
+        <w:rPr>
+          <w:b w:val="0"/>
+          <w:color w:val="4A4A49"/>
+          <w:sz w:val="22"/>
+        </w:rPr>
+        <w:t xml:space="preserve"> — 3 vinetas.</w:t>
+      </w:r>
+    </w:p>
+    <w:p>
+      <w:r>
+        <w:rPr>
+          <w:b/>
+          <w:color w:val="4A4A49"/>
+          <w:sz w:val="22"/>
+        </w:rPr>
+        <w:t>VetCarePersistencia.java — class VetCarePersistencia</w:t>
+      </w:r>
+      <w:r>
+        <w:rPr>
+          <w:b w:val="0"/>
+          <w:color w:val="4A4A49"/>
+          <w:sz w:val="22"/>
+        </w:rPr>
+        <w:t xml:space="preserve"> — 2 vinetas.</w:t>
+      </w:r>
+    </w:p>
+    <w:p>
+      <w:r>
+        <w:rPr>
+          <w:b/>
+          <w:color w:val="4A4A49"/>
+          <w:sz w:val="22"/>
+        </w:rPr>
+        <w:t>VetCarePersistencia.java — main() (1/2)</w:t>
+      </w:r>
+      <w:r>
+        <w:rPr>
+          <w:b w:val="0"/>
+          <w:color w:val="4A4A49"/>
+          <w:sz w:val="22"/>
+        </w:rPr>
+        <w:t xml:space="preserve"> — 20 vinetas.</w:t>
+      </w:r>
+    </w:p>
+    <w:p>
+      <w:r>
+        <w:rPr>
+          <w:b/>
+          <w:color w:val="4A4A49"/>
+          <w:sz w:val="22"/>
+        </w:rPr>
+        <w:t>VetCarePersistencia.java — main() (2/2)</w:t>
+      </w:r>
+      <w:r>
+        <w:rPr>
+          <w:b w:val="0"/>
+          <w:color w:val="4A4A49"/>
+          <w:sz w:val="22"/>
+        </w:rPr>
+        <w:t xml:space="preserve"> — 11 vinetas.</w:t>
+      </w:r>
+    </w:p>
+    <w:p>
+      <w:r>
+        <w:rPr>
+          <w:b/>
+          <w:color w:val="4A4A49"/>
+          <w:sz w:val="22"/>
+        </w:rPr>
+        <w:t>VetCarePersistencia.java — siguienteId() (1/2)</w:t>
+      </w:r>
+      <w:r>
+        <w:rPr>
+          <w:b w:val="0"/>
+          <w:color w:val="4A4A49"/>
+          <w:sz w:val="22"/>
+        </w:rPr>
+        <w:t xml:space="preserve"> — 20 vinetas.</w:t>
+      </w:r>
+    </w:p>
+    <w:p>
+      <w:r>
+        <w:rPr>
+          <w:b/>
+          <w:color w:val="4A4A49"/>
+          <w:sz w:val="22"/>
+        </w:rPr>
+        <w:t>VetCarePersistencia.java — siguienteId() (2/2)</w:t>
+      </w:r>
+      <w:r>
+        <w:rPr>
+          <w:b w:val="0"/>
+          <w:color w:val="4A4A49"/>
+          <w:sz w:val="22"/>
+        </w:rPr>
+        <w:t xml:space="preserve"> — 1 vinetas.</w:t>
+      </w:r>
+    </w:p>
+    <w:p>
+      <w:r>
+        <w:rPr>
+          <w:b/>
+          <w:color w:val="4A4A49"/>
+          <w:sz w:val="22"/>
+        </w:rPr>
+        <w:t>VetCarePersistencia.java — class Mascota</w:t>
+      </w:r>
+      <w:r>
+        <w:rPr>
+          <w:b w:val="0"/>
+          <w:color w:val="4A4A49"/>
+          <w:sz w:val="22"/>
+        </w:rPr>
+        <w:t xml:space="preserve"> — 8 vinetas.</w:t>
+      </w:r>
+    </w:p>
+    <w:p>
+      <w:r>
+        <w:rPr>
+          <w:b/>
+          <w:color w:val="4A4A49"/>
+          <w:sz w:val="22"/>
+        </w:rPr>
+        <w:t>VetCarePersistencia.java — Mascota()</w:t>
+      </w:r>
+      <w:r>
+        <w:rPr>
+          <w:b w:val="0"/>
+          <w:color w:val="4A4A49"/>
+          <w:sz w:val="22"/>
+        </w:rPr>
+        <w:t xml:space="preserve"> — 8 vinetas.</w:t>
+      </w:r>
+    </w:p>
+    <w:p>
+      <w:r>
+        <w:rPr>
+          <w:b/>
+          <w:color w:val="4A4A49"/>
+          <w:sz w:val="22"/>
+        </w:rPr>
+        <w:t>VetCarePersistencia.java — class RepositorioMascotasCSV</w:t>
+      </w:r>
+      <w:r>
+        <w:rPr>
+          <w:b w:val="0"/>
+          <w:color w:val="4A4A49"/>
+          <w:sz w:val="22"/>
+        </w:rPr>
+        <w:t xml:space="preserve"> — 8 vinetas.</w:t>
+      </w:r>
+    </w:p>
+    <w:p>
+      <w:r>
+        <w:rPr>
+          <w:b/>
+          <w:color w:val="4A4A49"/>
+          <w:sz w:val="22"/>
+        </w:rPr>
+        <w:t>VetCarePersistencia.java — RepositorioMascotasCSV()</w:t>
       </w:r>
       <w:r>
         <w:rPr>
@@ -345,7 +657,7 @@
           <w:color w:val="4A4A49"/>
           <w:sz w:val="22"/>
         </w:rPr>
-        <w:t>Un archivo abierto es un recurso del sistema operativo, y todo recurso... (1/2)</w:t>
+        <w:t>VetCarePersistencia.java — rutaAbsoluta()</w:t>
       </w:r>
       <w:r>
         <w:rPr>
@@ -363,7 +675,7 @@
           <w:color w:val="4A4A49"/>
           <w:sz w:val="22"/>
         </w:rPr>
-        <w:t>Un archivo abierto es un recurso del sistema operativo, y todo recurso... (2/2)</w:t>
+        <w:t>VetCarePersistencia.java — guardar()</w:t>
       </w:r>
       <w:r>
         <w:rPr>
@@ -371,7 +683,7 @@
           <w:color w:val="4A4A49"/>
           <w:sz w:val="22"/>
         </w:rPr>
-        <w:t xml:space="preserve"> — 4 vinetas.</w:t>
+        <w:t xml:space="preserve"> — 14 vinetas.</w:t>
       </w:r>
     </w:p>
     <w:p>
@@ -381,7 +693,7 @@
           <w:color w:val="4A4A49"/>
           <w:sz w:val="22"/>
         </w:rPr>
-        <w:t>La persistencia se conecta al ciclo de vida de la aplicación en dos... (1/2)</w:t>
+        <w:t>VetCarePersistencia.java — cargar() (1/2)</w:t>
       </w:r>
       <w:r>
         <w:rPr>
@@ -389,7 +701,7 @@
           <w:color w:val="4A4A49"/>
           <w:sz w:val="22"/>
         </w:rPr>
-        <w:t xml:space="preserve"> — 4 vinetas.</w:t>
+        <w:t xml:space="preserve"> — 20 vinetas.</w:t>
       </w:r>
     </w:p>
     <w:p>
@@ -399,7 +711,7 @@
           <w:color w:val="4A4A49"/>
           <w:sz w:val="22"/>
         </w:rPr>
-        <w:t>La persistencia se conecta al ciclo de vida de la aplicación en dos... (2/2)</w:t>
+        <w:t>VetCarePersistencia.java — cargar() (2/2)</w:t>
       </w:r>
       <w:r>
         <w:rPr>
@@ -407,7 +719,61 @@
           <w:color w:val="4A4A49"/>
           <w:sz w:val="22"/>
         </w:rPr>
-        <w:t xml:space="preserve"> — 4 vinetas.</w:t>
+        <w:t xml:space="preserve"> — 5 vinetas.</w:t>
+      </w:r>
+    </w:p>
+    <w:p>
+      <w:r>
+        <w:rPr>
+          <w:b/>
+          <w:color w:val="4A4A49"/>
+          <w:sz w:val="22"/>
+        </w:rPr>
+        <w:t>VetCarePersistencia.java — aLinea()</w:t>
+      </w:r>
+      <w:r>
+        <w:rPr>
+          <w:b w:val="0"/>
+          <w:color w:val="4A4A49"/>
+          <w:sz w:val="22"/>
+        </w:rPr>
+        <w:t xml:space="preserve"> — 8 vinetas.</w:t>
+      </w:r>
+    </w:p>
+    <w:p>
+      <w:r>
+        <w:rPr>
+          <w:b/>
+          <w:color w:val="4A4A49"/>
+          <w:sz w:val="22"/>
+        </w:rPr>
+        <w:t>VetCarePersistencia.java — desdeLinea()</w:t>
+      </w:r>
+      <w:r>
+        <w:rPr>
+          <w:b w:val="0"/>
+          <w:color w:val="4A4A49"/>
+          <w:sz w:val="22"/>
+        </w:rPr>
+        <w:t xml:space="preserve"> — 19 vinetas.</w:t>
+      </w:r>
+    </w:p>
+    <w:p>
+      <w:r>
+        <w:rPr>
+          <w:b/>
+          <w:color w:val="4A4A49"/>
+          <w:sz w:val="22"/>
+        </w:rPr>
+        <w:t>VetCarePersistencia.java — limpiar()</w:t>
+      </w:r>
+      <w:r>
+        <w:rPr>
+          <w:b w:val="0"/>
+          <w:color w:val="4A4A49"/>
+          <w:sz w:val="22"/>
+        </w:rPr>
+        <w:t xml:space="preserve"> — 8 vinetas.</w:t>
       </w:r>
     </w:p>
     <w:p>

--- a/Programacion II/Kit docente/Clase 9/Guion Docente Clase 9 - Refactorizacion con IA y persistencia de archivos.docx
+++ b/Programacion II/Kit docente/Clase 9/Guion Docente Clase 9 - Refactorizacion con IA y persistencia de archivos.docx
@@ -878,7 +878,7 @@
           <w:color w:val="4A4A49"/>
           <w:sz w:val="22"/>
         </w:rPr>
-        <w:t>Cubrir el fundamento de arriba apoyandose en la slide «Teoria Core» y en la de codigo</w:t>
+        <w:t>Cubrir el fundamento de arriba apoyandose en las laminas de concepto y en las de codigo</w:t>
       </w:r>
     </w:p>
     <w:p>
@@ -888,7 +888,7 @@
           <w:color w:val="4A4A49"/>
           <w:sz w:val="22"/>
         </w:rPr>
-        <w:t>proyectable. Cada 8-10 min, amarrar al producto: «esto es lo que van a dejar hoy en VetCare».</w:t>
+        <w:t>(lo que hay que subrayar esta tambien en las notas del presentador de cada lamina). Cada 8-10 min, amarrar al producto: «esto es lo que van a dejar hoy en VetCare».</w:t>
       </w:r>
     </w:p>
     <w:p>
@@ -973,7 +973,36 @@
           <w:color w:val="1A1C1D"/>
           <w:sz w:val="32"/>
         </w:rPr>
-        <w:t>60-105 · Taller guiado = avance del PI</w:t>
+        <w:t>60-105 · Taller guiado (opcional) = avance del PI</w:t>
+      </w:r>
+    </w:p>
+    <w:p>
+      <w:r>
+        <w:rPr>
+          <w:b w:val="0"/>
+          <w:color w:val="4A4A49"/>
+          <w:sz w:val="22"/>
+        </w:rPr>
+        <w:t>Opcional: no tiene lamina en el deck. La guia esta en</w:t>
+      </w:r>
+    </w:p>
+    <w:p>
+      <w:r>
+        <w:rPr>
+          <w:rFonts w:ascii="Consolas" w:hAnsi="Consolas"/>
+          <w:b w:val="0"/>
+          <w:color w:val="111111"/>
+          <w:sz w:val="21"/>
+        </w:rPr>
+        <w:t>Clases/Clase 9 - Refactorizacion con IA y persistencia de archivos/Taller PI - Clase 9 - VetCare.docx</w:t>
+      </w:r>
+      <w:r>
+        <w:rPr>
+          <w:b w:val="0"/>
+          <w:color w:val="4A4A49"/>
+          <w:sz w:val="22"/>
+        </w:rPr>
+        <w:t>; si hoy no se hace, se extiende la demo y la practica libre.</w:t>
       </w:r>
     </w:p>
     <w:p>
@@ -1109,7 +1138,24 @@
           <w:color w:val="4A4A49"/>
           <w:sz w:val="22"/>
         </w:rPr>
-        <w:t>Repasar el checklist de la slide de criterios.</w:t>
+        <w:t xml:space="preserve">Si hubo taller, repasar los criterios de exito del </w:t>
+      </w:r>
+      <w:r>
+        <w:rPr>
+          <w:rFonts w:ascii="Consolas" w:hAnsi="Consolas"/>
+          <w:b w:val="0"/>
+          <w:color w:val="111111"/>
+          <w:sz w:val="21"/>
+        </w:rPr>
+        <w:t>Taller PI - Clase 9 - VetCare.docx</w:t>
+      </w:r>
+      <w:r>
+        <w:rPr>
+          <w:b w:val="0"/>
+          <w:color w:val="4A4A49"/>
+          <w:sz w:val="22"/>
+        </w:rPr>
+        <w:t xml:space="preserve"> (no estan en el deck).</w:t>
       </w:r>
     </w:p>
     <w:p>

--- a/Programacion II/Kit docente/Clase 9/Guion Docente Clase 9 - Refactorizacion con IA y persistencia de archivos.docx
+++ b/Programacion II/Kit docente/Clase 9/Guion Docente Clase 9 - Refactorizacion con IA y persistencia de archivos.docx
@@ -495,7 +495,7 @@
           <w:color w:val="4A4A49"/>
           <w:sz w:val="22"/>
         </w:rPr>
-        <w:t>VetCarePersistencia.java — class VetCarePersistencia</w:t>
+        <w:t>ClinicaPersistencia.java — class ClinicaPersistencia</w:t>
       </w:r>
       <w:r>
         <w:rPr>
@@ -513,7 +513,7 @@
           <w:color w:val="4A4A49"/>
           <w:sz w:val="22"/>
         </w:rPr>
-        <w:t>VetCarePersistencia.java — main() (1/2)</w:t>
+        <w:t>ClinicaPersistencia.java — main() (1/2)</w:t>
       </w:r>
       <w:r>
         <w:rPr>
@@ -531,7 +531,7 @@
           <w:color w:val="4A4A49"/>
           <w:sz w:val="22"/>
         </w:rPr>
-        <w:t>VetCarePersistencia.java — main() (2/2)</w:t>
+        <w:t>ClinicaPersistencia.java — main() (2/2)</w:t>
       </w:r>
       <w:r>
         <w:rPr>
@@ -549,7 +549,7 @@
           <w:color w:val="4A4A49"/>
           <w:sz w:val="22"/>
         </w:rPr>
-        <w:t>VetCarePersistencia.java — siguienteId() (1/2)</w:t>
+        <w:t>ClinicaPersistencia.java — siguienteId() (1/2)</w:t>
       </w:r>
       <w:r>
         <w:rPr>
@@ -567,7 +567,7 @@
           <w:color w:val="4A4A49"/>
           <w:sz w:val="22"/>
         </w:rPr>
-        <w:t>VetCarePersistencia.java — siguienteId() (2/2)</w:t>
+        <w:t>ClinicaPersistencia.java — siguienteId() (2/2)</w:t>
       </w:r>
       <w:r>
         <w:rPr>
@@ -585,7 +585,7 @@
           <w:color w:val="4A4A49"/>
           <w:sz w:val="22"/>
         </w:rPr>
-        <w:t>VetCarePersistencia.java — class Mascota</w:t>
+        <w:t>ClinicaPersistencia.java — class Mascota</w:t>
       </w:r>
       <w:r>
         <w:rPr>
@@ -603,7 +603,7 @@
           <w:color w:val="4A4A49"/>
           <w:sz w:val="22"/>
         </w:rPr>
-        <w:t>VetCarePersistencia.java — Mascota()</w:t>
+        <w:t>ClinicaPersistencia.java — Mascota()</w:t>
       </w:r>
       <w:r>
         <w:rPr>
@@ -621,7 +621,7 @@
           <w:color w:val="4A4A49"/>
           <w:sz w:val="22"/>
         </w:rPr>
-        <w:t>VetCarePersistencia.java — class RepositorioMascotasCSV</w:t>
+        <w:t>ClinicaPersistencia.java — class RepositorioMascotasCSV</w:t>
       </w:r>
       <w:r>
         <w:rPr>
@@ -639,7 +639,7 @@
           <w:color w:val="4A4A49"/>
           <w:sz w:val="22"/>
         </w:rPr>
-        <w:t>VetCarePersistencia.java — RepositorioMascotasCSV()</w:t>
+        <w:t>ClinicaPersistencia.java — RepositorioMascotasCSV()</w:t>
       </w:r>
       <w:r>
         <w:rPr>
@@ -657,7 +657,7 @@
           <w:color w:val="4A4A49"/>
           <w:sz w:val="22"/>
         </w:rPr>
-        <w:t>VetCarePersistencia.java — rutaAbsoluta()</w:t>
+        <w:t>ClinicaPersistencia.java — rutaAbsoluta()</w:t>
       </w:r>
       <w:r>
         <w:rPr>
@@ -675,7 +675,7 @@
           <w:color w:val="4A4A49"/>
           <w:sz w:val="22"/>
         </w:rPr>
-        <w:t>VetCarePersistencia.java — guardar()</w:t>
+        <w:t>ClinicaPersistencia.java — guardar()</w:t>
       </w:r>
       <w:r>
         <w:rPr>
@@ -693,7 +693,7 @@
           <w:color w:val="4A4A49"/>
           <w:sz w:val="22"/>
         </w:rPr>
-        <w:t>VetCarePersistencia.java — cargar() (1/2)</w:t>
+        <w:t>ClinicaPersistencia.java — cargar() (1/2)</w:t>
       </w:r>
       <w:r>
         <w:rPr>
@@ -711,7 +711,7 @@
           <w:color w:val="4A4A49"/>
           <w:sz w:val="22"/>
         </w:rPr>
-        <w:t>VetCarePersistencia.java — cargar() (2/2)</w:t>
+        <w:t>ClinicaPersistencia.java — cargar() (2/2)</w:t>
       </w:r>
       <w:r>
         <w:rPr>
@@ -729,7 +729,7 @@
           <w:color w:val="4A4A49"/>
           <w:sz w:val="22"/>
         </w:rPr>
-        <w:t>VetCarePersistencia.java — aLinea()</w:t>
+        <w:t>ClinicaPersistencia.java — aLinea()</w:t>
       </w:r>
       <w:r>
         <w:rPr>
@@ -747,7 +747,7 @@
           <w:color w:val="4A4A49"/>
           <w:sz w:val="22"/>
         </w:rPr>
-        <w:t>VetCarePersistencia.java — desdeLinea()</w:t>
+        <w:t>ClinicaPersistencia.java — desdeLinea()</w:t>
       </w:r>
       <w:r>
         <w:rPr>
@@ -765,7 +765,7 @@
           <w:color w:val="4A4A49"/>
           <w:sz w:val="22"/>
         </w:rPr>
-        <w:t>VetCarePersistencia.java — limpiar()</w:t>
+        <w:t>ClinicaPersistencia.java — limpiar()</w:t>
       </w:r>
       <w:r>
         <w:rPr>
@@ -960,7 +960,7 @@
           <w:color w:val="111111"/>
           <w:sz w:val="21"/>
         </w:rPr>
-        <w:t>Kit docente/Clase 9/Codigo/VetCarePersistencia.java</w:t>
+        <w:t>Kit docente/Clase 9/Codigo/ClinicaPersistencia.java</w:t>
       </w:r>
     </w:p>
     <w:p>
@@ -1043,7 +1043,7 @@
           <w:color w:val="4A4A49"/>
           <w:sz w:val="22"/>
         </w:rPr>
-        <w:t>Cree el paquete vetcare.datos y dentro la clase RepositorioMascotasCSV con la constante private static final String SEPARADOR = ";", la constante ENCABEZADO con el texto id;nombre;especie;edad;cedula_dueno y un atributo Path ruta construido con Paths.get("mascotas.csv"); compile el proyecto y verifique que no hay errores rojos antes de seguir.</w:t>
+        <w:t>Cree el paquete clinica.datos y dentro la clase RepositorioMascotasCSV con la constante private static final String SEPARADOR = ";", la constante ENCABEZADO con el texto id;nombre;especie;edad;cedula_dueno y un atributo Path ruta construido con Paths.get("mascotas.csv"); compile el proyecto y verifique que no hay errores rojos antes de seguir.</w:t>
       </w:r>
     </w:p>
     <w:p>

--- a/Programacion II/Kit docente/Clase 9/Guion Docente Clase 9 - Refactorizacion con IA y persistencia de archivos.docx
+++ b/Programacion II/Kit docente/Clase 9/Guion Docente Clase 9 - Refactorizacion con IA y persistencia de archivos.docx
@@ -211,23 +211,7 @@
           <w:color w:val="4A4A49"/>
           <w:sz w:val="22"/>
         </w:rPr>
-        <w:t xml:space="preserve">Todo lo que hay que decir </w:t>
-      </w:r>
-      <w:r>
-        <w:rPr>
-          <w:b/>
-          <w:color w:val="4A4A49"/>
-          <w:sz w:val="22"/>
-        </w:rPr>
-        <w:t>esta proyectado</w:t>
-      </w:r>
-      <w:r>
-        <w:rPr>
-          <w:b w:val="0"/>
-          <w:color w:val="4A4A49"/>
-          <w:sz w:val="22"/>
-        </w:rPr>
-        <w:t>. Esta seccion dice que subrayar en cada lamina, no repite su contenido.</w:t>
+        <w:t>Las ideas de cada concepto estan proyectadas y el desarrollo completo esta en las notas del presentador de su lamina. Aqui va, por lamina y en su orden, lo que hay que subrayar.</w:t>
       </w:r>
     </w:p>
     <w:p>
@@ -237,7 +221,7 @@
           <w:color w:val="4A4A49"/>
           <w:sz w:val="22"/>
         </w:rPr>
-        <w:t>Refactorizar es cambiar la forma interna del código sin cambiar ni un... (1/2)</w:t>
+        <w:t>[Slide 4] Refactorizar: misma conducta, mejor forma</w:t>
       </w:r>
       <w:r>
         <w:rPr>
@@ -245,7 +229,7 @@
           <w:color w:val="4A4A49"/>
           <w:sz w:val="22"/>
         </w:rPr>
-        <w:t xml:space="preserve"> — 5 vinetas.</w:t>
+        <w:t xml:space="preserve"> — 4 ideas proyectadas; el desarrollo, en las notas del presentador.</w:t>
       </w:r>
     </w:p>
     <w:p>
@@ -255,7 +239,7 @@
           <w:color w:val="4A4A49"/>
           <w:sz w:val="22"/>
         </w:rPr>
-        <w:t>Refactorizar es cambiar la forma interna del código sin cambiar ni un... (2/2)</w:t>
+        <w:t>[Slide 5] Code smells: los olores del código</w:t>
       </w:r>
       <w:r>
         <w:rPr>
@@ -263,25 +247,7 @@
           <w:color w:val="4A4A49"/>
           <w:sz w:val="22"/>
         </w:rPr>
-        <w:t xml:space="preserve"> — 3 vinetas.</w:t>
-      </w:r>
-    </w:p>
-    <w:p>
-      <w:r>
-        <w:rPr>
-          <w:b/>
-          <w:color w:val="4A4A49"/>
-          <w:sz w:val="22"/>
-        </w:rPr>
-        <w:t>Un code smell es un síntoma en el código que casi siempre anuncia un... (1/2)</w:t>
-      </w:r>
-      <w:r>
-        <w:rPr>
-          <w:b w:val="0"/>
-          <w:color w:val="4A4A49"/>
-          <w:sz w:val="22"/>
-        </w:rPr>
-        <w:t xml:space="preserve"> — 6 vinetas.</w:t>
+        <w:t xml:space="preserve"> — 4 ideas proyectadas; el desarrollo, en las notas del presentador.</w:t>
       </w:r>
     </w:p>
     <w:p>
@@ -294,7 +260,7 @@
           <w:color w:val="4A4A49"/>
           <w:sz w:val="22"/>
         </w:rPr>
-        <w:t>Quinto, el catch vacío que se traga la IOException y deja al usuario creyendo que guardó.</w:t>
+        <w:t>Subrayar: Quinto, el catch vacío que se traga la IOException y deja al usuario creyendo que guardó.</w:t>
       </w:r>
     </w:p>
     <w:p>
@@ -304,7 +270,7 @@
           <w:color w:val="4A4A49"/>
           <w:sz w:val="22"/>
         </w:rPr>
-        <w:t>Un code smell es un síntoma en el código que casi siempre anuncia un... (2/2)</w:t>
+        <w:t>[Slide 6] Persistencia: datos que sobreviven</w:t>
       </w:r>
       <w:r>
         <w:rPr>
@@ -312,25 +278,7 @@
           <w:color w:val="4A4A49"/>
           <w:sz w:val="22"/>
         </w:rPr>
-        <w:t xml:space="preserve"> — 3 vinetas.</w:t>
-      </w:r>
-    </w:p>
-    <w:p>
-      <w:r>
-        <w:rPr>
-          <w:b/>
-          <w:color w:val="4A4A49"/>
-          <w:sz w:val="22"/>
-        </w:rPr>
-        <w:t>Persistencia es lograr que los datos sobrevivan al proceso que los creó (1/2)</w:t>
-      </w:r>
-      <w:r>
-        <w:rPr>
-          <w:b w:val="0"/>
-          <w:color w:val="4A4A49"/>
-          <w:sz w:val="22"/>
-        </w:rPr>
-        <w:t xml:space="preserve"> — 5 vinetas.</w:t>
+        <w:t xml:space="preserve"> — 4 ideas proyectadas; el desarrollo, en las notas del presentador.</w:t>
       </w:r>
     </w:p>
     <w:p>
@@ -343,7 +291,7 @@
           <w:color w:val="4A4A49"/>
           <w:sz w:val="22"/>
         </w:rPr>
-        <w:t>Guardar en disco significa convertir cada objeto Mascota en texto y escribirlo en un archivo que queda en el computador.</w:t>
+        <w:t>Subrayar: Guardar en disco significa convertir cada objeto Mascota en texto y escribirlo en un archivo que queda en el computador.</w:t>
       </w:r>
     </w:p>
     <w:p>
@@ -353,7 +301,7 @@
           <w:color w:val="4A4A49"/>
           <w:sz w:val="22"/>
         </w:rPr>
-        <w:t>Persistencia es lograr que los datos sobrevivan al proceso que los creó (2/2)</w:t>
+        <w:t>[Slide 7] El contrato del CSV en código</w:t>
       </w:r>
       <w:r>
         <w:rPr>
@@ -361,7 +309,7 @@
           <w:color w:val="4A4A49"/>
           <w:sz w:val="22"/>
         </w:rPr>
-        <w:t xml:space="preserve"> — 3 vinetas.</w:t>
+        <w:t xml:space="preserve"> — codigo (11 lineas). Leerlo de arriba abajo y ejecutarlo en la demo.</w:t>
       </w:r>
     </w:p>
     <w:p>
@@ -371,7 +319,7 @@
           <w:color w:val="4A4A49"/>
           <w:sz w:val="22"/>
         </w:rPr>
-        <w:t>Un archivo abierto es un recurso del sistema operativo, y todo recurso... (1/2)</w:t>
+        <w:t>[Slide 8] Cerrar el recurso: try-with-resources</w:t>
       </w:r>
       <w:r>
         <w:rPr>
@@ -379,7 +327,7 @@
           <w:color w:val="4A4A49"/>
           <w:sz w:val="22"/>
         </w:rPr>
-        <w:t xml:space="preserve"> — 4 vinetas.</w:t>
+        <w:t xml:space="preserve"> — 4 ideas proyectadas; el desarrollo, en las notas del presentador.</w:t>
       </w:r>
     </w:p>
     <w:p>
@@ -392,7 +340,7 @@
           <w:color w:val="4A4A49"/>
           <w:sz w:val="22"/>
         </w:rPr>
-        <w:t>Por eso el error más desconcertante para un principiante es este: el programa corre sin lanzar ninguna excepción, dice 'guardado', y el archivo mascotas.csv aparece con cero bytes.</w:t>
+        <w:t>Subrayar: Por eso el error más desconcertante para un principiante es este: el programa corre sin lanzar ninguna excepción, dice 'guardado', y el archivo mascotas.csv aparece con cero bytes.</w:t>
       </w:r>
     </w:p>
     <w:p>
@@ -405,7 +353,7 @@
           <w:color w:val="4A4A49"/>
           <w:sz w:val="22"/>
         </w:rPr>
-        <w:t>Reemplaza al viejo patrón de finally con verificación de null, que casi nadie escribe bien.</w:t>
+        <w:t>Subrayar: Reemplaza al viejo patrón de finally con verificación de null, que casi nadie escribe bien.</w:t>
       </w:r>
     </w:p>
     <w:p>
@@ -415,7 +363,7 @@
           <w:color w:val="4A4A49"/>
           <w:sz w:val="22"/>
         </w:rPr>
-        <w:t>Un archivo abierto es un recurso del sistema operativo, y todo recurso... (2/2)</w:t>
+        <w:t>[Slide 9] guardar(): escribir con try-with-resources</w:t>
       </w:r>
       <w:r>
         <w:rPr>
@@ -423,7 +371,7 @@
           <w:color w:val="4A4A49"/>
           <w:sz w:val="22"/>
         </w:rPr>
-        <w:t xml:space="preserve"> — 3 vinetas.</w:t>
+        <w:t xml:space="preserve"> — codigo (13 lineas). Leerlo de arriba abajo y ejecutarlo en la demo.</w:t>
       </w:r>
     </w:p>
     <w:p>
@@ -433,7 +381,7 @@
           <w:color w:val="4A4A49"/>
           <w:sz w:val="22"/>
         </w:rPr>
-        <w:t>La persistencia se conecta al ciclo de vida de la aplicación en dos... (1/2)</w:t>
+        <w:t>[Slide 10] Cargar al arrancar, guardar al cerrar</w:t>
       </w:r>
       <w:r>
         <w:rPr>
@@ -441,7 +389,7 @@
           <w:color w:val="4A4A49"/>
           <w:sz w:val="22"/>
         </w:rPr>
-        <w:t xml:space="preserve"> — 3 vinetas.</w:t>
+        <w:t xml:space="preserve"> — 4 ideas proyectadas; el desarrollo, en las notas del presentador.</w:t>
       </w:r>
     </w:p>
     <w:p>
@@ -454,7 +402,7 @@
           <w:color w:val="4A4A49"/>
           <w:sz w:val="22"/>
         </w:rPr>
-        <w:t>Cargar al arrancar significa que el main construye el repositorio, pide cargar() y solo después muestra la ventana con la tabla ya poblada.</w:t>
+        <w:t>Subrayar: Cargar al arrancar significa que el main construye el repositorio, pide cargar() y solo después muestra la ventana con la tabla ya poblada.</w:t>
       </w:r>
     </w:p>
     <w:p>
@@ -467,7 +415,7 @@
           <w:color w:val="4A4A49"/>
           <w:sz w:val="22"/>
         </w:rPr>
-        <w:t>Por eso conviene imprimir una vez ruta.toAbsolutePath() para que el estudiante sepa dónde buscarlo en vez de jurar que el programa no guardó nada.</w:t>
+        <w:t>Subrayar: Por eso conviene imprimir una vez ruta.toAbsolutePath() para que el estudiante sepa dónde buscarlo en vez de jurar que el programa no guardó nada.</w:t>
       </w:r>
     </w:p>
     <w:p>
@@ -477,7 +425,7 @@
           <w:color w:val="4A4A49"/>
           <w:sz w:val="22"/>
         </w:rPr>
-        <w:t>La persistencia se conecta al ciclo de vida de la aplicación en dos... (2/2)</w:t>
+        <w:t>[Slide 11] cargar(): sin archivo no revienta</w:t>
       </w:r>
       <w:r>
         <w:rPr>
@@ -485,7 +433,7 @@
           <w:color w:val="4A4A49"/>
           <w:sz w:val="22"/>
         </w:rPr>
-        <w:t xml:space="preserve"> — 3 vinetas.</w:t>
+        <w:t xml:space="preserve"> — codigo (13 lineas). Leerlo de arriba abajo y ejecutarlo en la demo.</w:t>
       </w:r>
     </w:p>
     <w:p>
@@ -495,7 +443,7 @@
           <w:color w:val="4A4A49"/>
           <w:sz w:val="22"/>
         </w:rPr>
-        <w:t>ClinicaPersistencia.java — class ClinicaPersistencia</w:t>
+        <w:t>[Slide 12] desdeLinea(): una línea mala no tumba la app</w:t>
       </w:r>
       <w:r>
         <w:rPr>
@@ -503,7 +451,7 @@
           <w:color w:val="4A4A49"/>
           <w:sz w:val="22"/>
         </w:rPr>
-        <w:t xml:space="preserve"> — 2 vinetas.</w:t>
+        <w:t xml:space="preserve"> — codigo (17 lineas). Leerlo de arriba abajo y ejecutarlo en la demo.</w:t>
       </w:r>
     </w:p>
     <w:p>
@@ -513,7 +461,7 @@
           <w:color w:val="4A4A49"/>
           <w:sz w:val="22"/>
         </w:rPr>
-        <w:t>ClinicaPersistencia.java — main() (1/2)</w:t>
+        <w:t>[Slide 13] main(): cargar, guardar y reabrir</w:t>
       </w:r>
       <w:r>
         <w:rPr>
@@ -521,259 +469,43 @@
           <w:color w:val="4A4A49"/>
           <w:sz w:val="22"/>
         </w:rPr>
-        <w:t xml:space="preserve"> — 20 vinetas.</w:t>
+        <w:t xml:space="preserve"> — codigo (16 lineas). Leerlo de arriba abajo y ejecutarlo en la demo.</w:t>
       </w:r>
     </w:p>
     <w:p>
+      <w:pPr>
+        <w:spacing w:before="200" w:after="60"/>
+      </w:pPr>
       <w:r>
         <w:rPr>
           <w:b/>
-          <w:color w:val="4A4A49"/>
-          <w:sz w:val="22"/>
+          <w:color w:val="1A1C1D"/>
+          <w:sz w:val="32"/>
         </w:rPr>
-        <w:t>ClinicaPersistencia.java — main() (2/2)</w:t>
+        <w:t>Errores tipicos del docente que no domina el tema</w:t>
       </w:r>
+    </w:p>
+    <w:p>
       <w:r>
         <w:rPr>
           <w:b w:val="0"/>
           <w:color w:val="4A4A49"/>
           <w:sz w:val="22"/>
         </w:rPr>
-        <w:t xml:space="preserve"> — 11 vinetas.</w:t>
+        <w:t>Material de preparacion: no se proyecta.</w:t>
       </w:r>
     </w:p>
     <w:p>
-      <w:r>
-        <w:rPr>
-          <w:b/>
-          <w:color w:val="4A4A49"/>
-          <w:sz w:val="22"/>
-        </w:rPr>
-        <w:t>ClinicaPersistencia.java — siguienteId() (1/2)</w:t>
-      </w:r>
+      <w:pPr>
+        <w:pStyle w:val="ListBullet"/>
+      </w:pPr>
       <w:r>
         <w:rPr>
           <w:b w:val="0"/>
           <w:color w:val="4A4A49"/>
           <w:sz w:val="22"/>
         </w:rPr>
-        <w:t xml:space="preserve"> — 20 vinetas.</w:t>
-      </w:r>
-    </w:p>
-    <w:p>
-      <w:r>
-        <w:rPr>
-          <w:b/>
-          <w:color w:val="4A4A49"/>
-          <w:sz w:val="22"/>
-        </w:rPr>
-        <w:t>ClinicaPersistencia.java — siguienteId() (2/2)</w:t>
-      </w:r>
-      <w:r>
-        <w:rPr>
-          <w:b w:val="0"/>
-          <w:color w:val="4A4A49"/>
-          <w:sz w:val="22"/>
-        </w:rPr>
-        <w:t xml:space="preserve"> — 1 vinetas.</w:t>
-      </w:r>
-    </w:p>
-    <w:p>
-      <w:r>
-        <w:rPr>
-          <w:b/>
-          <w:color w:val="4A4A49"/>
-          <w:sz w:val="22"/>
-        </w:rPr>
-        <w:t>ClinicaPersistencia.java — class Mascota</w:t>
-      </w:r>
-      <w:r>
-        <w:rPr>
-          <w:b w:val="0"/>
-          <w:color w:val="4A4A49"/>
-          <w:sz w:val="22"/>
-        </w:rPr>
-        <w:t xml:space="preserve"> — 8 vinetas.</w:t>
-      </w:r>
-    </w:p>
-    <w:p>
-      <w:r>
-        <w:rPr>
-          <w:b/>
-          <w:color w:val="4A4A49"/>
-          <w:sz w:val="22"/>
-        </w:rPr>
-        <w:t>ClinicaPersistencia.java — Mascota()</w:t>
-      </w:r>
-      <w:r>
-        <w:rPr>
-          <w:b w:val="0"/>
-          <w:color w:val="4A4A49"/>
-          <w:sz w:val="22"/>
-        </w:rPr>
-        <w:t xml:space="preserve"> — 8 vinetas.</w:t>
-      </w:r>
-    </w:p>
-    <w:p>
-      <w:r>
-        <w:rPr>
-          <w:b/>
-          <w:color w:val="4A4A49"/>
-          <w:sz w:val="22"/>
-        </w:rPr>
-        <w:t>ClinicaPersistencia.java — class RepositorioMascotasCSV</w:t>
-      </w:r>
-      <w:r>
-        <w:rPr>
-          <w:b w:val="0"/>
-          <w:color w:val="4A4A49"/>
-          <w:sz w:val="22"/>
-        </w:rPr>
-        <w:t xml:space="preserve"> — 8 vinetas.</w:t>
-      </w:r>
-    </w:p>
-    <w:p>
-      <w:r>
-        <w:rPr>
-          <w:b/>
-          <w:color w:val="4A4A49"/>
-          <w:sz w:val="22"/>
-        </w:rPr>
-        <w:t>ClinicaPersistencia.java — RepositorioMascotasCSV()</w:t>
-      </w:r>
-      <w:r>
-        <w:rPr>
-          <w:b w:val="0"/>
-          <w:color w:val="4A4A49"/>
-          <w:sz w:val="22"/>
-        </w:rPr>
-        <w:t xml:space="preserve"> — 4 vinetas.</w:t>
-      </w:r>
-    </w:p>
-    <w:p>
-      <w:r>
-        <w:rPr>
-          <w:b/>
-          <w:color w:val="4A4A49"/>
-          <w:sz w:val="22"/>
-        </w:rPr>
-        <w:t>ClinicaPersistencia.java — rutaAbsoluta()</w:t>
-      </w:r>
-      <w:r>
-        <w:rPr>
-          <w:b w:val="0"/>
-          <w:color w:val="4A4A49"/>
-          <w:sz w:val="22"/>
-        </w:rPr>
-        <w:t xml:space="preserve"> — 5 vinetas.</w:t>
-      </w:r>
-    </w:p>
-    <w:p>
-      <w:r>
-        <w:rPr>
-          <w:b/>
-          <w:color w:val="4A4A49"/>
-          <w:sz w:val="22"/>
-        </w:rPr>
-        <w:t>ClinicaPersistencia.java — guardar()</w:t>
-      </w:r>
-      <w:r>
-        <w:rPr>
-          <w:b w:val="0"/>
-          <w:color w:val="4A4A49"/>
-          <w:sz w:val="22"/>
-        </w:rPr>
-        <w:t xml:space="preserve"> — 14 vinetas.</w:t>
-      </w:r>
-    </w:p>
-    <w:p>
-      <w:r>
-        <w:rPr>
-          <w:b/>
-          <w:color w:val="4A4A49"/>
-          <w:sz w:val="22"/>
-        </w:rPr>
-        <w:t>ClinicaPersistencia.java — cargar() (1/2)</w:t>
-      </w:r>
-      <w:r>
-        <w:rPr>
-          <w:b w:val="0"/>
-          <w:color w:val="4A4A49"/>
-          <w:sz w:val="22"/>
-        </w:rPr>
-        <w:t xml:space="preserve"> — 20 vinetas.</w:t>
-      </w:r>
-    </w:p>
-    <w:p>
-      <w:r>
-        <w:rPr>
-          <w:b/>
-          <w:color w:val="4A4A49"/>
-          <w:sz w:val="22"/>
-        </w:rPr>
-        <w:t>ClinicaPersistencia.java — cargar() (2/2)</w:t>
-      </w:r>
-      <w:r>
-        <w:rPr>
-          <w:b w:val="0"/>
-          <w:color w:val="4A4A49"/>
-          <w:sz w:val="22"/>
-        </w:rPr>
-        <w:t xml:space="preserve"> — 5 vinetas.</w:t>
-      </w:r>
-    </w:p>
-    <w:p>
-      <w:r>
-        <w:rPr>
-          <w:b/>
-          <w:color w:val="4A4A49"/>
-          <w:sz w:val="22"/>
-        </w:rPr>
-        <w:t>ClinicaPersistencia.java — aLinea()</w:t>
-      </w:r>
-      <w:r>
-        <w:rPr>
-          <w:b w:val="0"/>
-          <w:color w:val="4A4A49"/>
-          <w:sz w:val="22"/>
-        </w:rPr>
-        <w:t xml:space="preserve"> — 8 vinetas.</w:t>
-      </w:r>
-    </w:p>
-    <w:p>
-      <w:r>
-        <w:rPr>
-          <w:b/>
-          <w:color w:val="4A4A49"/>
-          <w:sz w:val="22"/>
-        </w:rPr>
-        <w:t>ClinicaPersistencia.java — desdeLinea()</w:t>
-      </w:r>
-      <w:r>
-        <w:rPr>
-          <w:b w:val="0"/>
-          <w:color w:val="4A4A49"/>
-          <w:sz w:val="22"/>
-        </w:rPr>
-        <w:t xml:space="preserve"> — 19 vinetas.</w:t>
-      </w:r>
-    </w:p>
-    <w:p>
-      <w:r>
-        <w:rPr>
-          <w:b/>
-          <w:color w:val="4A4A49"/>
-          <w:sz w:val="22"/>
-        </w:rPr>
-        <w:t>ClinicaPersistencia.java — limpiar()</w:t>
-      </w:r>
-      <w:r>
-        <w:rPr>
-          <w:b w:val="0"/>
-          <w:color w:val="4A4A49"/>
-          <w:sz w:val="22"/>
-        </w:rPr>
-        <w:t xml:space="preserve"> — 8 vinetas.</w:t>
+        <w:t>Error tipico del docente que no domina el tema: le pega el enunciado a la IA, recibe una solución con ObjectOutputStream y serialización binaria o con la librería OpenCSV, y la copia al proyecto sin entenderla. En clase pasan dos cosas: o no compila porque falta poner el .jar en la carpeta lib/ del proyecto y agregarlo a «Referenced Libraries», o sí corre pero genera un archivo binario ilegible, con lo cual se pierde justo el valor pedagógico de abrir el .csv y ver la línea escrita, y además se incumple el requisito del PI, que pide .txt o .csv. La otra versión del mismo error es pedirle a la IA 'refactoriza esto', aceptar el bloque completo y no volver a correr la aplicación: la IA cambió el separador, o quitó el encabezado, o invirtió el orden de dos campos, y ahora el archivo viejo se lee corrido con el nombre en la columna de la especie. Eso ya no fue refactorizar, fue romper. La postura correcta, y hay que decirla en voz alta frente al grupo, es que la IA propone y el humano decide: se acepta únicamente lo que uno puede explicar línea por línea, se acepta de a un cambio por vez, y después de cada cambio se vuelve a correr el flujo completo de VetCare. Un docente que no puede explicar por qué su código usa try-with-resources no está en condiciones de exigirle criterio al estudiante.</w:t>
       </w:r>
     </w:p>
     <w:p>

--- a/Programacion II/Kit docente/Clase 9/Guion Docente Clase 9 - Refactorizacion con IA y persistencia de archivos.docx
+++ b/Programacion II/Kit docente/Clase 9/Guion Docente Clase 9 - Refactorizacion con IA y persistencia de archivos.docx
@@ -309,7 +309,7 @@
           <w:color w:val="4A4A49"/>
           <w:sz w:val="22"/>
         </w:rPr>
-        <w:t xml:space="preserve"> — codigo (11 lineas). Leerlo de arriba abajo y ejecutarlo en la demo.</w:t>
+        <w:t xml:space="preserve"> — programa completo (49 lineas): se copia en Main.java y corre solo. Leerlo de arriba abajo y ejecutarlo; la salida esperada esta en las notas del presentador.</w:t>
       </w:r>
     </w:p>
     <w:p>
@@ -371,7 +371,7 @@
           <w:color w:val="4A4A49"/>
           <w:sz w:val="22"/>
         </w:rPr>
-        <w:t xml:space="preserve"> — codigo (13 lineas). Leerlo de arriba abajo y ejecutarlo en la demo.</w:t>
+        <w:t xml:space="preserve"> — programa completo (50 lineas): se copia en Main.java y corre solo. Leerlo de arriba abajo y ejecutarlo; la salida esperada esta en las notas del presentador.</w:t>
       </w:r>
     </w:p>
     <w:p>
@@ -433,7 +433,7 @@
           <w:color w:val="4A4A49"/>
           <w:sz w:val="22"/>
         </w:rPr>
-        <w:t xml:space="preserve"> — codigo (13 lineas). Leerlo de arriba abajo y ejecutarlo en la demo.</w:t>
+        <w:t xml:space="preserve"> — programa completo (49 lineas): se copia en Main.java y corre solo. Leerlo de arriba abajo y ejecutarlo; la salida esperada esta en las notas del presentador.</w:t>
       </w:r>
     </w:p>
     <w:p>
@@ -451,7 +451,7 @@
           <w:color w:val="4A4A49"/>
           <w:sz w:val="22"/>
         </w:rPr>
-        <w:t xml:space="preserve"> — codigo (17 lineas). Leerlo de arriba abajo y ejecutarlo en la demo.</w:t>
+        <w:t xml:space="preserve"> — programa completo (48 lineas): se copia en Main.java y corre solo. Leerlo de arriba abajo y ejecutarlo; la salida esperada esta en las notas del presentador.</w:t>
       </w:r>
     </w:p>
     <w:p>
@@ -469,7 +469,7 @@
           <w:color w:val="4A4A49"/>
           <w:sz w:val="22"/>
         </w:rPr>
-        <w:t xml:space="preserve"> — codigo (16 lineas). Leerlo de arriba abajo y ejecutarlo en la demo.</w:t>
+        <w:t xml:space="preserve"> — programa completo (49 lineas): se copia en Main.java y corre solo. Leerlo de arriba abajo y ejecutarlo; la salida esperada esta en las notas del presentador.</w:t>
       </w:r>
     </w:p>
     <w:p>
